--- a/corpus/synthetic/character-styles__007.docx
+++ b/corpus/synthetic/character-styles__007.docx
@@ -3,9 +3,14 @@
 <w:document xmlns:w="http://schemas.openxmlformats.org/wordprocessingml/2006/main" xmlns:r="http://schemas.openxmlformats.org/officeDocument/2006/relationships" xmlns:wp="http://schemas.openxmlformats.org/drawingml/2006/wordprocessingDrawing" xmlns:a="http://schemas.openxmlformats.org/drawingml/2006/main" xmlns:pic="http://schemas.openxmlformats.org/drawingml/2006/picture" xmlns:m="http://schemas.openxmlformats.org/officeDocument/2006/math">
   <w:body>
     <w:p>
-      <w:r>
-        <w:t>x</w:t>
-      </w:r>
+      <w:hyperlink r:id="rId20">
+        <w:r>
+          <w:rPr>
+            <w:i/>
+          </w:rPr>
+          <w:t>mail@example.com</w:t>
+        </w:r>
+      </w:hyperlink>
     </w:p>
     <w:sectPr>
       <w:pgSz w:w="11906" w:h="16838"/>
@@ -53,20 +58,5 @@
       <w:u w:val="single"/>
     </w:rPr>
   </w:style>
-  <w:style w:type="paragraph" w:styleId="Quote2">
-    <w:name w:val="Quote2"/>
-    <w:link w:val="Quote2Char"/>
-    <w:rPr>
-      <w:i/>
-      <w:color w:val="404040"/>
-    </w:rPr>
-  </w:style>
-  <w:style w:type="character" w:styleId="Quote2Char">
-    <w:name w:val="Quote2 Char"/>
-    <w:link w:val="Quote2"/>
-    <w:rPr>
-      <w:color w:val="FF0000"/>
-    </w:rPr>
-  </w:style>
 </w:styles>
 </file>